--- a/Documentacion.docx
+++ b/Documentacion.docx
@@ -1,6 +1,6 @@
 
 <file path=word/document.xml><?xml version="1.0" encoding="utf-8"?>
-<w:document xmlns:wpc="http://schemas.microsoft.com/office/word/2010/wordprocessingCanvas" xmlns:cx="http://schemas.microsoft.com/office/drawing/2014/chartex" xmlns:cx1="http://schemas.microsoft.com/office/drawing/2015/9/8/chartex" xmlns:cx2="http://schemas.microsoft.com/office/drawing/2015/10/21/chartex" xmlns:cx3="http://schemas.microsoft.com/office/drawing/2016/5/9/chartex" xmlns:cx4="http://schemas.microsoft.com/office/drawing/2016/5/10/chartex" xmlns:cx5="http://schemas.microsoft.com/office/drawing/2016/5/11/chartex" xmlns:cx6="http://schemas.microsoft.com/office/drawing/2016/5/12/chartex" xmlns:cx7="http://schemas.microsoft.com/office/drawing/2016/5/13/chartex" xmlns:cx8="http://schemas.microsoft.com/office/drawing/2016/5/14/chartex" xmlns:mc="http://schemas.openxmlformats.org/markup-compatibility/2006" xmlns:aink="http://schemas.microsoft.com/office/drawing/2016/ink" xmlns:am3d="http://schemas.microsoft.com/office/drawing/2017/model3d" xmlns:o="urn:schemas-microsoft-com:office:office" xmlns:oel="http://schemas.microsoft.com/office/2019/extlst" xmlns:r="http://schemas.openxmlformats.org/officeDocument/2006/relationships" xmlns:m="http://schemas.openxmlformats.org/officeDocument/2006/math" xmlns:v="urn:schemas-microsoft-com:vml" xmlns:wp14="http://schemas.microsoft.com/office/word/2010/wordprocessingDrawing" xmlns:wp="http://schemas.openxmlformats.org/drawingml/2006/wordprocessingDrawing" xmlns:w10="urn:schemas-microsoft-com:office:word" xmlns:w="http://schemas.openxmlformats.org/wordprocessingml/2006/main" xmlns:w14="http://schemas.microsoft.com/office/word/2010/wordml" xmlns:w15="http://schemas.microsoft.com/office/word/2012/wordml" xmlns:w16cex="http://schemas.microsoft.com/office/word/2018/wordml/cex" xmlns:w16cid="http://schemas.microsoft.com/office/word/2016/wordml/cid" xmlns:w16="http://schemas.microsoft.com/office/word/2018/wordml" xmlns:w16du="http://schemas.microsoft.com/office/word/2023/wordml/word16du" xmlns:w16sdtdh="http://schemas.microsoft.com/office/word/2020/wordml/sdtdatahash" xmlns:w16se="http://schemas.microsoft.com/office/word/2015/wordml/symex" xmlns:wpg="http://schemas.microsoft.com/office/word/2010/wordprocessingGroup" xmlns:wpi="http://schemas.microsoft.com/office/word/2010/wordprocessingInk" xmlns:wne="http://schemas.microsoft.com/office/word/2006/wordml" xmlns:wps="http://schemas.microsoft.com/office/word/2010/wordprocessingShape" mc:Ignorable="w14 w15 w16se w16cid w16 w16cex w16sdtdh w16du wp14">
+<w:document xmlns:wpc="http://schemas.microsoft.com/office/word/2010/wordprocessingCanvas" xmlns:cx="http://schemas.microsoft.com/office/drawing/2014/chartex" xmlns:mc="http://schemas.openxmlformats.org/markup-compatibility/2006" xmlns:o="urn:schemas-microsoft-com:office:office" xmlns:r="http://schemas.openxmlformats.org/officeDocument/2006/relationships" xmlns:m="http://schemas.openxmlformats.org/officeDocument/2006/math" xmlns:v="urn:schemas-microsoft-com:vml" xmlns:wp14="http://schemas.microsoft.com/office/word/2010/wordprocessingDrawing" xmlns:wp="http://schemas.openxmlformats.org/drawingml/2006/wordprocessingDrawing" xmlns:w10="urn:schemas-microsoft-com:office:word" xmlns:w="http://schemas.openxmlformats.org/wordprocessingml/2006/main" xmlns:w14="http://schemas.microsoft.com/office/word/2010/wordml" xmlns:w15="http://schemas.microsoft.com/office/word/2012/wordml" xmlns:w16se="http://schemas.microsoft.com/office/word/2015/wordml/symex" xmlns:wpg="http://schemas.microsoft.com/office/word/2010/wordprocessingGroup" xmlns:wpi="http://schemas.microsoft.com/office/word/2010/wordprocessingInk" xmlns:wne="http://schemas.microsoft.com/office/word/2006/wordml" xmlns:wps="http://schemas.microsoft.com/office/word/2010/wordprocessingShape" mc:Ignorable="w14 w15 w16se wp14">
   <w:body>
     <w:p>
       <w:pPr>
@@ -339,17 +339,7 @@
           <w:sz w:val="24"/>
           <w:szCs w:val="24"/>
         </w:rPr>
-        <w:t>Mundo 1: La Declaración de Impuestos</w:t>
-      </w:r>
-      <w:r>
-        <w:rPr>
-          <w:rFonts w:ascii="Arial" w:hAnsi="Arial" w:cs="Arial"/>
-          <w:b/>
-          <w:bCs/>
-          <w:sz w:val="24"/>
-          <w:szCs w:val="24"/>
-        </w:rPr>
-        <w:t>.</w:t>
+        <w:t>Mundo 1: La Declaración de Impuestos.</w:t>
       </w:r>
     </w:p>
     <w:p>
@@ -367,18 +357,16 @@
           <w:sz w:val="24"/>
           <w:szCs w:val="24"/>
         </w:rPr>
-        <w:t xml:space="preserve">Este primer mundo representa el comienzo de la historia, con </w:t>
-      </w:r>
-      <w:proofErr w:type="spellStart"/>
-      <w:r>
-        <w:rPr>
-          <w:rFonts w:ascii="Arial" w:hAnsi="Arial" w:cs="Arial"/>
-          <w:sz w:val="24"/>
-          <w:szCs w:val="24"/>
-        </w:rPr>
-        <w:t>Homer</w:t>
-      </w:r>
-      <w:proofErr w:type="spellEnd"/>
+        <w:t>Este primer mundo representa el comienzo de la historia, con Homer</w:t>
+      </w:r>
+      <w:r>
+        <w:rPr>
+          <w:rFonts w:ascii="Arial" w:hAnsi="Arial" w:cs="Arial"/>
+          <w:sz w:val="24"/>
+          <w:szCs w:val="24"/>
+        </w:rPr>
+        <w:t>o</w:t>
+      </w:r>
       <w:r>
         <w:rPr>
           <w:rFonts w:ascii="Arial" w:hAnsi="Arial" w:cs="Arial"/>
@@ -420,17 +408,7 @@
           <w:sz w:val="24"/>
           <w:szCs w:val="24"/>
         </w:rPr>
-        <w:t>Historia del Mundo 1:</w:t>
-      </w:r>
-      <w:r>
-        <w:rPr>
-          <w:rFonts w:ascii="Arial" w:hAnsi="Arial" w:cs="Arial"/>
-          <w:b/>
-          <w:bCs/>
-          <w:sz w:val="24"/>
-          <w:szCs w:val="24"/>
-        </w:rPr>
-        <w:t xml:space="preserve"> </w:t>
+        <w:t xml:space="preserve">Historia del Mundo 1: </w:t>
       </w:r>
       <w:r>
         <w:rPr>
@@ -462,9 +440,46 @@
           <w:sz w:val="24"/>
           <w:szCs w:val="24"/>
         </w:rPr>
-        <w:t xml:space="preserve">Mecánica del </w:t>
-      </w:r>
-      <w:r>
+        <w:t>Mecánica del juego:</w:t>
+      </w:r>
+      <w:r>
+        <w:rPr>
+          <w:rFonts w:ascii="Arial" w:hAnsi="Arial" w:cs="Arial"/>
+          <w:sz w:val="24"/>
+          <w:szCs w:val="24"/>
+        </w:rPr>
+        <w:t xml:space="preserve"> Homero recorre la casa buscando comprobantes, </w:t>
+      </w:r>
+      <w:r>
+        <w:rPr>
+          <w:rFonts w:ascii="Arial" w:hAnsi="Arial" w:cs="Arial"/>
+          <w:sz w:val="24"/>
+          <w:szCs w:val="24"/>
+        </w:rPr>
+        <w:t>el cual lo debe hacer en un determinado tiempo.</w:t>
+      </w:r>
+      <w:r>
+        <w:rPr>
+          <w:rFonts w:ascii="Arial" w:hAnsi="Arial" w:cs="Arial"/>
+          <w:sz w:val="24"/>
+          <w:szCs w:val="24"/>
+        </w:rPr>
+        <w:t xml:space="preserve"> </w:t>
+      </w:r>
+    </w:p>
+    <w:p>
+      <w:pPr>
+        <w:pStyle w:val="Sinespaciado"/>
+        <w:rPr>
+          <w:rFonts w:ascii="Arial" w:hAnsi="Arial" w:cs="Arial"/>
+          <w:sz w:val="24"/>
+          <w:szCs w:val="24"/>
+        </w:rPr>
+      </w:pPr>
+    </w:p>
+    <w:p>
+      <w:pPr>
+        <w:pStyle w:val="Sinespaciado"/>
         <w:rPr>
           <w:rFonts w:ascii="Arial" w:hAnsi="Arial" w:cs="Arial"/>
           <w:b/>
@@ -472,30 +487,115 @@
           <w:sz w:val="24"/>
           <w:szCs w:val="24"/>
         </w:rPr>
-        <w:t>juego:</w:t>
-      </w:r>
-      <w:r>
-        <w:rPr>
-          <w:rFonts w:ascii="Arial" w:hAnsi="Arial" w:cs="Arial"/>
-          <w:sz w:val="24"/>
-          <w:szCs w:val="24"/>
-        </w:rPr>
-        <w:t xml:space="preserve"> Homero recorre la casa buscando comprobantes, debe reunir el mayor numero en un determinado tiempo. </w:t>
+      </w:pPr>
+      <w:r>
+        <w:rPr>
+          <w:rFonts w:ascii="Arial" w:hAnsi="Arial" w:cs="Arial"/>
+          <w:b/>
+          <w:bCs/>
+          <w:sz w:val="24"/>
+          <w:szCs w:val="24"/>
+        </w:rPr>
+        <w:t>Mundo 2: Entrar a la mansión.</w:t>
       </w:r>
     </w:p>
     <w:p>
       <w:pPr>
         <w:pStyle w:val="Sinespaciado"/>
-        <w:rPr>
-          <w:rFonts w:ascii="Arial" w:hAnsi="Arial" w:cs="Arial"/>
-          <w:sz w:val="24"/>
-          <w:szCs w:val="24"/>
-        </w:rPr>
-      </w:pPr>
+        <w:numPr>
+          <w:ilvl w:val="0"/>
+          <w:numId w:val="7"/>
+        </w:numPr>
+        <w:jc w:val="both"/>
+        <w:rPr>
+          <w:rFonts w:ascii="Arial" w:hAnsi="Arial" w:cs="Arial"/>
+          <w:sz w:val="24"/>
+          <w:szCs w:val="24"/>
+        </w:rPr>
+      </w:pPr>
+      <w:r>
+        <w:rPr>
+          <w:rFonts w:ascii="Arial" w:hAnsi="Arial" w:cs="Arial"/>
+          <w:b/>
+          <w:bCs/>
+          <w:sz w:val="24"/>
+          <w:szCs w:val="24"/>
+        </w:rPr>
+        <w:t>Historia del mundo 2:</w:t>
+      </w:r>
+      <w:r>
+        <w:rPr>
+          <w:rFonts w:ascii="Arial" w:hAnsi="Arial" w:cs="Arial"/>
+          <w:sz w:val="24"/>
+          <w:szCs w:val="24"/>
+        </w:rPr>
+        <w:t xml:space="preserve"> </w:t>
+      </w:r>
+      <w:r>
+        <w:rPr>
+          <w:rFonts w:ascii="Arial" w:hAnsi="Arial" w:cs="Arial"/>
+          <w:sz w:val="24"/>
+          <w:szCs w:val="24"/>
+        </w:rPr>
+        <w:t>Homero debe entrar a la mansión para averiguar dónde está el billete</w:t>
+      </w:r>
+      <w:r>
+        <w:rPr>
+          <w:rFonts w:ascii="Arial" w:hAnsi="Arial" w:cs="Arial"/>
+          <w:sz w:val="24"/>
+          <w:szCs w:val="24"/>
+        </w:rPr>
+        <w:t xml:space="preserve"> y recuperarlo</w:t>
+      </w:r>
+      <w:r>
+        <w:rPr>
+          <w:rFonts w:ascii="Arial" w:hAnsi="Arial" w:cs="Arial"/>
+          <w:sz w:val="24"/>
+          <w:szCs w:val="24"/>
+        </w:rPr>
+        <w:t>, para entrar debe superar varia desafíos, encontrar la llave para entrar, evadir los perros y por último convencer al s</w:t>
+      </w:r>
+      <w:r>
+        <w:rPr>
+          <w:rFonts w:ascii="Arial" w:hAnsi="Arial" w:cs="Arial"/>
+          <w:sz w:val="24"/>
+          <w:szCs w:val="24"/>
+        </w:rPr>
+        <w:t xml:space="preserve">eñor Burns de mostrarle la casa, donde logra encontrar el billete del </w:t>
+      </w:r>
+      <w:proofErr w:type="spellStart"/>
+      <w:r>
+        <w:rPr>
+          <w:rFonts w:ascii="Arial" w:hAnsi="Arial" w:cs="Arial"/>
+          <w:sz w:val="24"/>
+          <w:szCs w:val="24"/>
+        </w:rPr>
+        <w:t>trillon</w:t>
+      </w:r>
+      <w:proofErr w:type="spellEnd"/>
+      <w:r>
+        <w:rPr>
+          <w:rFonts w:ascii="Arial" w:hAnsi="Arial" w:cs="Arial"/>
+          <w:sz w:val="24"/>
+          <w:szCs w:val="24"/>
+        </w:rPr>
+        <w:t>.</w:t>
+      </w:r>
     </w:p>
     <w:p>
       <w:pPr>
         <w:pStyle w:val="Sinespaciado"/>
+        <w:numPr>
+          <w:ilvl w:val="0"/>
+          <w:numId w:val="7"/>
+        </w:numPr>
+        <w:rPr>
+          <w:rFonts w:ascii="Arial" w:hAnsi="Arial" w:cs="Arial"/>
+          <w:sz w:val="24"/>
+          <w:szCs w:val="24"/>
+        </w:rPr>
+      </w:pPr>
+      <w:r>
         <w:rPr>
           <w:rFonts w:ascii="Arial" w:hAnsi="Arial" w:cs="Arial"/>
           <w:b/>
@@ -503,8 +603,38 @@
           <w:sz w:val="24"/>
           <w:szCs w:val="24"/>
         </w:rPr>
-      </w:pPr>
-      <w:r>
+        <w:t>Mecánica del juego</w:t>
+      </w:r>
+      <w:r>
+        <w:rPr>
+          <w:rFonts w:ascii="Arial" w:hAnsi="Arial" w:cs="Arial"/>
+          <w:sz w:val="24"/>
+          <w:szCs w:val="24"/>
+        </w:rPr>
+        <w:t>: Homero empieza a buscar la ll</w:t>
+      </w:r>
+      <w:r>
+        <w:rPr>
+          <w:rFonts w:ascii="Arial" w:hAnsi="Arial" w:cs="Arial"/>
+          <w:sz w:val="24"/>
+          <w:szCs w:val="24"/>
+        </w:rPr>
+        <w:t>ave de la entrada de la mansión, despues de superar los obstáculos logra entrar, luego se encuentra con el señor Burns que trata de echarlo, despues homero se da cuenta que carga el billete a en billetera, llega la policía y recupera el billete.</w:t>
+      </w:r>
+    </w:p>
+    <w:p>
+      <w:pPr>
+        <w:pStyle w:val="Sinespaciado"/>
+        <w:rPr>
+          <w:rFonts w:ascii="Arial" w:hAnsi="Arial" w:cs="Arial"/>
+          <w:sz w:val="24"/>
+          <w:szCs w:val="24"/>
+        </w:rPr>
+      </w:pPr>
+    </w:p>
+    <w:p>
+      <w:pPr>
+        <w:pStyle w:val="Sinespaciado"/>
         <w:rPr>
           <w:rFonts w:ascii="Arial" w:hAnsi="Arial" w:cs="Arial"/>
           <w:b/>
@@ -512,8 +642,7 @@
           <w:sz w:val="24"/>
           <w:szCs w:val="24"/>
         </w:rPr>
-        <w:t xml:space="preserve">Mundo 2: </w:t>
-      </w:r>
+      </w:pPr>
       <w:r>
         <w:rPr>
           <w:rFonts w:ascii="Arial" w:hAnsi="Arial" w:cs="Arial"/>
@@ -522,15 +651,29 @@
           <w:sz w:val="24"/>
           <w:szCs w:val="24"/>
         </w:rPr>
-        <w:t>Entrar a la mansión.</w:t>
+        <w:t>Mundo 3: El Robo del Billete</w:t>
+      </w:r>
+      <w:r>
+        <w:rPr>
+          <w:rFonts w:ascii="Arial" w:hAnsi="Arial" w:cs="Arial"/>
+          <w:b/>
+          <w:bCs/>
+          <w:sz w:val="24"/>
+          <w:szCs w:val="24"/>
+        </w:rPr>
+        <w:t>.</w:t>
       </w:r>
     </w:p>
     <w:p>
       <w:pPr>
         <w:pStyle w:val="Sinespaciado"/>
-        <w:jc w:val="both"/>
-        <w:rPr>
-          <w:rFonts w:ascii="Arial" w:hAnsi="Arial" w:cs="Arial"/>
+        <w:numPr>
+          <w:ilvl w:val="0"/>
+          <w:numId w:val="11"/>
+        </w:numPr>
+        <w:rPr>
+          <w:rFonts w:ascii="Arial" w:hAnsi="Arial" w:cs="Arial"/>
+          <w:bCs/>
           <w:sz w:val="24"/>
           <w:szCs w:val="24"/>
         </w:rPr>
@@ -543,102 +686,28 @@
           <w:sz w:val="24"/>
           <w:szCs w:val="24"/>
         </w:rPr>
-        <w:t>Historia del mundo 2:</w:t>
-      </w:r>
-      <w:r>
-        <w:rPr>
-          <w:rFonts w:ascii="Arial" w:hAnsi="Arial" w:cs="Arial"/>
-          <w:sz w:val="24"/>
-          <w:szCs w:val="24"/>
-        </w:rPr>
-        <w:t xml:space="preserve"> </w:t>
-      </w:r>
-      <w:r>
-        <w:rPr>
-          <w:rFonts w:ascii="Arial" w:hAnsi="Arial" w:cs="Arial"/>
-          <w:sz w:val="24"/>
-          <w:szCs w:val="24"/>
-        </w:rPr>
-        <w:t>Homero debe entrar a la mansión para averiguar dónde está el billete</w:t>
-      </w:r>
-      <w:r>
-        <w:rPr>
-          <w:rFonts w:ascii="Arial" w:hAnsi="Arial" w:cs="Arial"/>
-          <w:sz w:val="24"/>
-          <w:szCs w:val="24"/>
-        </w:rPr>
-        <w:t>, para entrar debe superar varia desafíos, encontrar la llave para entrar, evadir los perros y por último convencer al señor Burns de mostrarle la casa.</w:t>
-      </w:r>
-    </w:p>
-    <w:p>
-      <w:pPr>
-        <w:pStyle w:val="Sinespaciado"/>
-        <w:rPr>
-          <w:rFonts w:ascii="Arial" w:hAnsi="Arial" w:cs="Arial"/>
-          <w:sz w:val="24"/>
-          <w:szCs w:val="24"/>
-        </w:rPr>
-      </w:pPr>
-      <w:r>
-        <w:rPr>
-          <w:rFonts w:ascii="Arial" w:hAnsi="Arial" w:cs="Arial"/>
-          <w:b/>
+        <w:t xml:space="preserve">Historia del mundo 3: </w:t>
+      </w:r>
+      <w:r>
+        <w:rPr>
+          <w:rFonts w:ascii="Arial" w:hAnsi="Arial" w:cs="Arial"/>
           <w:bCs/>
           <w:sz w:val="24"/>
           <w:szCs w:val="24"/>
         </w:rPr>
-        <w:t>Mecánica del juego</w:t>
-      </w:r>
-      <w:r>
-        <w:rPr>
-          <w:rFonts w:ascii="Arial" w:hAnsi="Arial" w:cs="Arial"/>
-          <w:sz w:val="24"/>
-          <w:szCs w:val="24"/>
-        </w:rPr>
-        <w:t xml:space="preserve">: Homero empieza a buscar la llave de la entrada de la mansión </w:t>
-      </w:r>
-    </w:p>
-    <w:p>
-      <w:pPr>
-        <w:pStyle w:val="Sinespaciado"/>
-        <w:rPr>
-          <w:rFonts w:ascii="Arial" w:hAnsi="Arial" w:cs="Arial"/>
-          <w:sz w:val="24"/>
-          <w:szCs w:val="24"/>
-        </w:rPr>
-      </w:pPr>
-    </w:p>
-    <w:p>
-      <w:pPr>
-        <w:pStyle w:val="Sinespaciado"/>
-        <w:rPr>
-          <w:rFonts w:ascii="Arial" w:hAnsi="Arial" w:cs="Arial"/>
-          <w:b/>
+        <w:t xml:space="preserve">Homero le quita el billete a la policía y huye, </w:t>
+      </w:r>
+      <w:r>
+        <w:rPr>
+          <w:rFonts w:ascii="Arial" w:hAnsi="Arial" w:cs="Arial"/>
           <w:bCs/>
           <w:sz w:val="24"/>
           <w:szCs w:val="24"/>
         </w:rPr>
-      </w:pPr>
-      <w:r>
-        <w:rPr>
-          <w:rFonts w:ascii="Arial" w:hAnsi="Arial" w:cs="Arial"/>
-          <w:b/>
-          <w:bCs/>
-          <w:sz w:val="24"/>
-          <w:szCs w:val="24"/>
-        </w:rPr>
-        <w:t>Mundo 3: El Robo del Billete</w:t>
-      </w:r>
-      <w:r>
-        <w:rPr>
-          <w:rFonts w:ascii="Arial" w:hAnsi="Arial" w:cs="Arial"/>
-          <w:b/>
-          <w:bCs/>
-          <w:sz w:val="24"/>
-          <w:szCs w:val="24"/>
-        </w:rPr>
-        <w:t>:</w:t>
-      </w:r>
+        <w:t>debe lograr coger un avión y salir del país antes que los policías lo arresten. Debe llegar a cuba y no dejarse quitar el billete del general.</w:t>
+      </w:r>
+      <w:bookmarkStart w:id="0" w:name="_GoBack"/>
+      <w:bookmarkEnd w:id="0"/>
     </w:p>
     <w:p>
       <w:pPr>
@@ -679,8 +748,121 @@
 </file>
 
 <file path=word/numbering.xml><?xml version="1.0" encoding="utf-8"?>
-<w:numbering xmlns:wpc="http://schemas.microsoft.com/office/word/2010/wordprocessingCanvas" xmlns:cx="http://schemas.microsoft.com/office/drawing/2014/chartex" xmlns:cx1="http://schemas.microsoft.com/office/drawing/2015/9/8/chartex" xmlns:cx2="http://schemas.microsoft.com/office/drawing/2015/10/21/chartex" xmlns:cx3="http://schemas.microsoft.com/office/drawing/2016/5/9/chartex" xmlns:cx4="http://schemas.microsoft.com/office/drawing/2016/5/10/chartex" xmlns:cx5="http://schemas.microsoft.com/office/drawing/2016/5/11/chartex" xmlns:cx6="http://schemas.microsoft.com/office/drawing/2016/5/12/chartex" xmlns:cx7="http://schemas.microsoft.com/office/drawing/2016/5/13/chartex" xmlns:cx8="http://schemas.microsoft.com/office/drawing/2016/5/14/chartex" xmlns:mc="http://schemas.openxmlformats.org/markup-compatibility/2006" xmlns:aink="http://schemas.microsoft.com/office/drawing/2016/ink" xmlns:am3d="http://schemas.microsoft.com/office/drawing/2017/model3d" xmlns:o="urn:schemas-microsoft-com:office:office" xmlns:oel="http://schemas.microsoft.com/office/2019/extlst" xmlns:r="http://schemas.openxmlformats.org/officeDocument/2006/relationships" xmlns:m="http://schemas.openxmlformats.org/officeDocument/2006/math" xmlns:v="urn:schemas-microsoft-com:vml" xmlns:wp14="http://schemas.microsoft.com/office/word/2010/wordprocessingDrawing" xmlns:wp="http://schemas.openxmlformats.org/drawingml/2006/wordprocessingDrawing" xmlns:w10="urn:schemas-microsoft-com:office:word" xmlns:w="http://schemas.openxmlformats.org/wordprocessingml/2006/main" xmlns:w14="http://schemas.microsoft.com/office/word/2010/wordml" xmlns:w15="http://schemas.microsoft.com/office/word/2012/wordml" xmlns:w16cex="http://schemas.microsoft.com/office/word/2018/wordml/cex" xmlns:w16cid="http://schemas.microsoft.com/office/word/2016/wordml/cid" xmlns:w16="http://schemas.microsoft.com/office/word/2018/wordml" xmlns:w16du="http://schemas.microsoft.com/office/word/2023/wordml/word16du" xmlns:w16sdtdh="http://schemas.microsoft.com/office/word/2020/wordml/sdtdatahash" xmlns:w16se="http://schemas.microsoft.com/office/word/2015/wordml/symex" xmlns:wpg="http://schemas.microsoft.com/office/word/2010/wordprocessingGroup" xmlns:wpi="http://schemas.microsoft.com/office/word/2010/wordprocessingInk" xmlns:wne="http://schemas.microsoft.com/office/word/2006/wordml" xmlns:wps="http://schemas.microsoft.com/office/word/2010/wordprocessingShape" mc:Ignorable="w14 w15 w16se w16cid w16 w16cex w16sdtdh w16du wp14">
+<w:numbering xmlns:wpc="http://schemas.microsoft.com/office/word/2010/wordprocessingCanvas" xmlns:cx="http://schemas.microsoft.com/office/drawing/2014/chartex" xmlns:mc="http://schemas.openxmlformats.org/markup-compatibility/2006" xmlns:o="urn:schemas-microsoft-com:office:office" xmlns:r="http://schemas.openxmlformats.org/officeDocument/2006/relationships" xmlns:m="http://schemas.openxmlformats.org/officeDocument/2006/math" xmlns:v="urn:schemas-microsoft-com:vml" xmlns:wp14="http://schemas.microsoft.com/office/word/2010/wordprocessingDrawing" xmlns:wp="http://schemas.openxmlformats.org/drawingml/2006/wordprocessingDrawing" xmlns:w10="urn:schemas-microsoft-com:office:word" xmlns:w="http://schemas.openxmlformats.org/wordprocessingml/2006/main" xmlns:w14="http://schemas.microsoft.com/office/word/2010/wordml" xmlns:w15="http://schemas.microsoft.com/office/word/2012/wordml" xmlns:w16se="http://schemas.microsoft.com/office/word/2015/wordml/symex" xmlns:wpg="http://schemas.microsoft.com/office/word/2010/wordprocessingGroup" xmlns:wpi="http://schemas.microsoft.com/office/word/2010/wordprocessingInk" xmlns:wne="http://schemas.microsoft.com/office/word/2006/wordml" xmlns:wps="http://schemas.microsoft.com/office/word/2010/wordprocessingShape" mc:Ignorable="w14 w15 w16se wp14">
   <w:abstractNum w:abstractNumId="0" w15:restartNumberingAfterBreak="0">
+    <w:nsid w:val="007A7344"/>
+    <w:multiLevelType w:val="hybridMultilevel"/>
+    <w:tmpl w:val="AF7832BC"/>
+    <w:lvl w:ilvl="0" w:tplc="04090001">
+      <w:start w:val="1"/>
+      <w:numFmt w:val="bullet"/>
+      <w:lvlText w:val=""/>
+      <w:lvlJc w:val="left"/>
+      <w:pPr>
+        <w:ind w:left="1425" w:hanging="360"/>
+      </w:pPr>
+      <w:rPr>
+        <w:rFonts w:ascii="Symbol" w:hAnsi="Symbol" w:hint="default"/>
+      </w:rPr>
+    </w:lvl>
+    <w:lvl w:ilvl="1" w:tplc="04090003" w:tentative="1">
+      <w:start w:val="1"/>
+      <w:numFmt w:val="bullet"/>
+      <w:lvlText w:val="o"/>
+      <w:lvlJc w:val="left"/>
+      <w:pPr>
+        <w:ind w:left="2145" w:hanging="360"/>
+      </w:pPr>
+      <w:rPr>
+        <w:rFonts w:ascii="Courier New" w:hAnsi="Courier New" w:cs="Courier New" w:hint="default"/>
+      </w:rPr>
+    </w:lvl>
+    <w:lvl w:ilvl="2" w:tplc="04090005" w:tentative="1">
+      <w:start w:val="1"/>
+      <w:numFmt w:val="bullet"/>
+      <w:lvlText w:val=""/>
+      <w:lvlJc w:val="left"/>
+      <w:pPr>
+        <w:ind w:left="2865" w:hanging="360"/>
+      </w:pPr>
+      <w:rPr>
+        <w:rFonts w:ascii="Wingdings" w:hAnsi="Wingdings" w:hint="default"/>
+      </w:rPr>
+    </w:lvl>
+    <w:lvl w:ilvl="3" w:tplc="04090001" w:tentative="1">
+      <w:start w:val="1"/>
+      <w:numFmt w:val="bullet"/>
+      <w:lvlText w:val=""/>
+      <w:lvlJc w:val="left"/>
+      <w:pPr>
+        <w:ind w:left="3585" w:hanging="360"/>
+      </w:pPr>
+      <w:rPr>
+        <w:rFonts w:ascii="Symbol" w:hAnsi="Symbol" w:hint="default"/>
+      </w:rPr>
+    </w:lvl>
+    <w:lvl w:ilvl="4" w:tplc="04090003" w:tentative="1">
+      <w:start w:val="1"/>
+      <w:numFmt w:val="bullet"/>
+      <w:lvlText w:val="o"/>
+      <w:lvlJc w:val="left"/>
+      <w:pPr>
+        <w:ind w:left="4305" w:hanging="360"/>
+      </w:pPr>
+      <w:rPr>
+        <w:rFonts w:ascii="Courier New" w:hAnsi="Courier New" w:cs="Courier New" w:hint="default"/>
+      </w:rPr>
+    </w:lvl>
+    <w:lvl w:ilvl="5" w:tplc="04090005" w:tentative="1">
+      <w:start w:val="1"/>
+      <w:numFmt w:val="bullet"/>
+      <w:lvlText w:val=""/>
+      <w:lvlJc w:val="left"/>
+      <w:pPr>
+        <w:ind w:left="5025" w:hanging="360"/>
+      </w:pPr>
+      <w:rPr>
+        <w:rFonts w:ascii="Wingdings" w:hAnsi="Wingdings" w:hint="default"/>
+      </w:rPr>
+    </w:lvl>
+    <w:lvl w:ilvl="6" w:tplc="04090001" w:tentative="1">
+      <w:start w:val="1"/>
+      <w:numFmt w:val="bullet"/>
+      <w:lvlText w:val=""/>
+      <w:lvlJc w:val="left"/>
+      <w:pPr>
+        <w:ind w:left="5745" w:hanging="360"/>
+      </w:pPr>
+      <w:rPr>
+        <w:rFonts w:ascii="Symbol" w:hAnsi="Symbol" w:hint="default"/>
+      </w:rPr>
+    </w:lvl>
+    <w:lvl w:ilvl="7" w:tplc="04090003" w:tentative="1">
+      <w:start w:val="1"/>
+      <w:numFmt w:val="bullet"/>
+      <w:lvlText w:val="o"/>
+      <w:lvlJc w:val="left"/>
+      <w:pPr>
+        <w:ind w:left="6465" w:hanging="360"/>
+      </w:pPr>
+      <w:rPr>
+        <w:rFonts w:ascii="Courier New" w:hAnsi="Courier New" w:cs="Courier New" w:hint="default"/>
+      </w:rPr>
+    </w:lvl>
+    <w:lvl w:ilvl="8" w:tplc="04090005" w:tentative="1">
+      <w:start w:val="1"/>
+      <w:numFmt w:val="bullet"/>
+      <w:lvlText w:val=""/>
+      <w:lvlJc w:val="left"/>
+      <w:pPr>
+        <w:ind w:left="7185" w:hanging="360"/>
+      </w:pPr>
+      <w:rPr>
+        <w:rFonts w:ascii="Wingdings" w:hAnsi="Wingdings" w:hint="default"/>
+      </w:rPr>
+    </w:lvl>
+  </w:abstractNum>
+  <w:abstractNum w:abstractNumId="1" w15:restartNumberingAfterBreak="0">
     <w:nsid w:val="0C9307CA"/>
     <w:multiLevelType w:val="multilevel"/>
     <w:tmpl w:val="E4F41AA2"/>
@@ -825,7 +1007,120 @@
       </w:rPr>
     </w:lvl>
   </w:abstractNum>
-  <w:abstractNum w:abstractNumId="1" w15:restartNumberingAfterBreak="0">
+  <w:abstractNum w:abstractNumId="2" w15:restartNumberingAfterBreak="0">
+    <w:nsid w:val="1A252683"/>
+    <w:multiLevelType w:val="hybridMultilevel"/>
+    <w:tmpl w:val="776A7E6C"/>
+    <w:lvl w:ilvl="0" w:tplc="04090001">
+      <w:start w:val="1"/>
+      <w:numFmt w:val="bullet"/>
+      <w:lvlText w:val=""/>
+      <w:lvlJc w:val="left"/>
+      <w:pPr>
+        <w:ind w:left="1425" w:hanging="360"/>
+      </w:pPr>
+      <w:rPr>
+        <w:rFonts w:ascii="Symbol" w:hAnsi="Symbol" w:hint="default"/>
+      </w:rPr>
+    </w:lvl>
+    <w:lvl w:ilvl="1" w:tplc="04090003" w:tentative="1">
+      <w:start w:val="1"/>
+      <w:numFmt w:val="bullet"/>
+      <w:lvlText w:val="o"/>
+      <w:lvlJc w:val="left"/>
+      <w:pPr>
+        <w:ind w:left="2145" w:hanging="360"/>
+      </w:pPr>
+      <w:rPr>
+        <w:rFonts w:ascii="Courier New" w:hAnsi="Courier New" w:cs="Courier New" w:hint="default"/>
+      </w:rPr>
+    </w:lvl>
+    <w:lvl w:ilvl="2" w:tplc="04090005" w:tentative="1">
+      <w:start w:val="1"/>
+      <w:numFmt w:val="bullet"/>
+      <w:lvlText w:val=""/>
+      <w:lvlJc w:val="left"/>
+      <w:pPr>
+        <w:ind w:left="2865" w:hanging="360"/>
+      </w:pPr>
+      <w:rPr>
+        <w:rFonts w:ascii="Wingdings" w:hAnsi="Wingdings" w:hint="default"/>
+      </w:rPr>
+    </w:lvl>
+    <w:lvl w:ilvl="3" w:tplc="04090001" w:tentative="1">
+      <w:start w:val="1"/>
+      <w:numFmt w:val="bullet"/>
+      <w:lvlText w:val=""/>
+      <w:lvlJc w:val="left"/>
+      <w:pPr>
+        <w:ind w:left="3585" w:hanging="360"/>
+      </w:pPr>
+      <w:rPr>
+        <w:rFonts w:ascii="Symbol" w:hAnsi="Symbol" w:hint="default"/>
+      </w:rPr>
+    </w:lvl>
+    <w:lvl w:ilvl="4" w:tplc="04090003" w:tentative="1">
+      <w:start w:val="1"/>
+      <w:numFmt w:val="bullet"/>
+      <w:lvlText w:val="o"/>
+      <w:lvlJc w:val="left"/>
+      <w:pPr>
+        <w:ind w:left="4305" w:hanging="360"/>
+      </w:pPr>
+      <w:rPr>
+        <w:rFonts w:ascii="Courier New" w:hAnsi="Courier New" w:cs="Courier New" w:hint="default"/>
+      </w:rPr>
+    </w:lvl>
+    <w:lvl w:ilvl="5" w:tplc="04090005" w:tentative="1">
+      <w:start w:val="1"/>
+      <w:numFmt w:val="bullet"/>
+      <w:lvlText w:val=""/>
+      <w:lvlJc w:val="left"/>
+      <w:pPr>
+        <w:ind w:left="5025" w:hanging="360"/>
+      </w:pPr>
+      <w:rPr>
+        <w:rFonts w:ascii="Wingdings" w:hAnsi="Wingdings" w:hint="default"/>
+      </w:rPr>
+    </w:lvl>
+    <w:lvl w:ilvl="6" w:tplc="04090001" w:tentative="1">
+      <w:start w:val="1"/>
+      <w:numFmt w:val="bullet"/>
+      <w:lvlText w:val=""/>
+      <w:lvlJc w:val="left"/>
+      <w:pPr>
+        <w:ind w:left="5745" w:hanging="360"/>
+      </w:pPr>
+      <w:rPr>
+        <w:rFonts w:ascii="Symbol" w:hAnsi="Symbol" w:hint="default"/>
+      </w:rPr>
+    </w:lvl>
+    <w:lvl w:ilvl="7" w:tplc="04090003" w:tentative="1">
+      <w:start w:val="1"/>
+      <w:numFmt w:val="bullet"/>
+      <w:lvlText w:val="o"/>
+      <w:lvlJc w:val="left"/>
+      <w:pPr>
+        <w:ind w:left="6465" w:hanging="360"/>
+      </w:pPr>
+      <w:rPr>
+        <w:rFonts w:ascii="Courier New" w:hAnsi="Courier New" w:cs="Courier New" w:hint="default"/>
+      </w:rPr>
+    </w:lvl>
+    <w:lvl w:ilvl="8" w:tplc="04090005" w:tentative="1">
+      <w:start w:val="1"/>
+      <w:numFmt w:val="bullet"/>
+      <w:lvlText w:val=""/>
+      <w:lvlJc w:val="left"/>
+      <w:pPr>
+        <w:ind w:left="7185" w:hanging="360"/>
+      </w:pPr>
+      <w:rPr>
+        <w:rFonts w:ascii="Wingdings" w:hAnsi="Wingdings" w:hint="default"/>
+      </w:rPr>
+    </w:lvl>
+  </w:abstractNum>
+  <w:abstractNum w:abstractNumId="3" w15:restartNumberingAfterBreak="0">
     <w:nsid w:val="227112A6"/>
     <w:multiLevelType w:val="multilevel"/>
     <w:tmpl w:val="26B65F24"/>
@@ -970,7 +1265,7 @@
       </w:rPr>
     </w:lvl>
   </w:abstractNum>
-  <w:abstractNum w:abstractNumId="2" w15:restartNumberingAfterBreak="0">
+  <w:abstractNum w:abstractNumId="4" w15:restartNumberingAfterBreak="0">
     <w:nsid w:val="264E3FED"/>
     <w:multiLevelType w:val="hybridMultilevel"/>
     <w:tmpl w:val="52D2D14C"/>
@@ -1083,7 +1378,7 @@
       </w:rPr>
     </w:lvl>
   </w:abstractNum>
-  <w:abstractNum w:abstractNumId="3" w15:restartNumberingAfterBreak="0">
+  <w:abstractNum w:abstractNumId="5" w15:restartNumberingAfterBreak="0">
     <w:nsid w:val="4632370B"/>
     <w:multiLevelType w:val="multilevel"/>
     <w:tmpl w:val="BF8AC744"/>
@@ -1228,7 +1523,7 @@
       </w:rPr>
     </w:lvl>
   </w:abstractNum>
-  <w:abstractNum w:abstractNumId="4" w15:restartNumberingAfterBreak="0">
+  <w:abstractNum w:abstractNumId="6" w15:restartNumberingAfterBreak="0">
     <w:nsid w:val="55BD77C4"/>
     <w:multiLevelType w:val="multilevel"/>
     <w:tmpl w:val="EFB6C4A2"/>
@@ -1377,7 +1672,7 @@
       </w:rPr>
     </w:lvl>
   </w:abstractNum>
-  <w:abstractNum w:abstractNumId="5" w15:restartNumberingAfterBreak="0">
+  <w:abstractNum w:abstractNumId="7" w15:restartNumberingAfterBreak="0">
     <w:nsid w:val="5CC95C96"/>
     <w:multiLevelType w:val="hybridMultilevel"/>
     <w:tmpl w:val="2988CC1C"/>
@@ -1490,29 +1785,383 @@
       </w:rPr>
     </w:lvl>
   </w:abstractNum>
-  <w:num w:numId="1" w16cid:durableId="2058190737">
+  <w:abstractNum w:abstractNumId="8" w15:restartNumberingAfterBreak="0">
+    <w:nsid w:val="616646D6"/>
+    <w:multiLevelType w:val="hybridMultilevel"/>
+    <w:tmpl w:val="A8AA2BB8"/>
+    <w:lvl w:ilvl="0" w:tplc="04090001">
+      <w:start w:val="1"/>
+      <w:numFmt w:val="bullet"/>
+      <w:lvlText w:val=""/>
+      <w:lvlJc w:val="left"/>
+      <w:pPr>
+        <w:ind w:left="1425" w:hanging="360"/>
+      </w:pPr>
+      <w:rPr>
+        <w:rFonts w:ascii="Symbol" w:hAnsi="Symbol" w:hint="default"/>
+      </w:rPr>
+    </w:lvl>
+    <w:lvl w:ilvl="1" w:tplc="04090003" w:tentative="1">
+      <w:start w:val="1"/>
+      <w:numFmt w:val="bullet"/>
+      <w:lvlText w:val="o"/>
+      <w:lvlJc w:val="left"/>
+      <w:pPr>
+        <w:ind w:left="2145" w:hanging="360"/>
+      </w:pPr>
+      <w:rPr>
+        <w:rFonts w:ascii="Courier New" w:hAnsi="Courier New" w:cs="Courier New" w:hint="default"/>
+      </w:rPr>
+    </w:lvl>
+    <w:lvl w:ilvl="2" w:tplc="04090005" w:tentative="1">
+      <w:start w:val="1"/>
+      <w:numFmt w:val="bullet"/>
+      <w:lvlText w:val=""/>
+      <w:lvlJc w:val="left"/>
+      <w:pPr>
+        <w:ind w:left="2865" w:hanging="360"/>
+      </w:pPr>
+      <w:rPr>
+        <w:rFonts w:ascii="Wingdings" w:hAnsi="Wingdings" w:hint="default"/>
+      </w:rPr>
+    </w:lvl>
+    <w:lvl w:ilvl="3" w:tplc="04090001" w:tentative="1">
+      <w:start w:val="1"/>
+      <w:numFmt w:val="bullet"/>
+      <w:lvlText w:val=""/>
+      <w:lvlJc w:val="left"/>
+      <w:pPr>
+        <w:ind w:left="3585" w:hanging="360"/>
+      </w:pPr>
+      <w:rPr>
+        <w:rFonts w:ascii="Symbol" w:hAnsi="Symbol" w:hint="default"/>
+      </w:rPr>
+    </w:lvl>
+    <w:lvl w:ilvl="4" w:tplc="04090003" w:tentative="1">
+      <w:start w:val="1"/>
+      <w:numFmt w:val="bullet"/>
+      <w:lvlText w:val="o"/>
+      <w:lvlJc w:val="left"/>
+      <w:pPr>
+        <w:ind w:left="4305" w:hanging="360"/>
+      </w:pPr>
+      <w:rPr>
+        <w:rFonts w:ascii="Courier New" w:hAnsi="Courier New" w:cs="Courier New" w:hint="default"/>
+      </w:rPr>
+    </w:lvl>
+    <w:lvl w:ilvl="5" w:tplc="04090005" w:tentative="1">
+      <w:start w:val="1"/>
+      <w:numFmt w:val="bullet"/>
+      <w:lvlText w:val=""/>
+      <w:lvlJc w:val="left"/>
+      <w:pPr>
+        <w:ind w:left="5025" w:hanging="360"/>
+      </w:pPr>
+      <w:rPr>
+        <w:rFonts w:ascii="Wingdings" w:hAnsi="Wingdings" w:hint="default"/>
+      </w:rPr>
+    </w:lvl>
+    <w:lvl w:ilvl="6" w:tplc="04090001" w:tentative="1">
+      <w:start w:val="1"/>
+      <w:numFmt w:val="bullet"/>
+      <w:lvlText w:val=""/>
+      <w:lvlJc w:val="left"/>
+      <w:pPr>
+        <w:ind w:left="5745" w:hanging="360"/>
+      </w:pPr>
+      <w:rPr>
+        <w:rFonts w:ascii="Symbol" w:hAnsi="Symbol" w:hint="default"/>
+      </w:rPr>
+    </w:lvl>
+    <w:lvl w:ilvl="7" w:tplc="04090003" w:tentative="1">
+      <w:start w:val="1"/>
+      <w:numFmt w:val="bullet"/>
+      <w:lvlText w:val="o"/>
+      <w:lvlJc w:val="left"/>
+      <w:pPr>
+        <w:ind w:left="6465" w:hanging="360"/>
+      </w:pPr>
+      <w:rPr>
+        <w:rFonts w:ascii="Courier New" w:hAnsi="Courier New" w:cs="Courier New" w:hint="default"/>
+      </w:rPr>
+    </w:lvl>
+    <w:lvl w:ilvl="8" w:tplc="04090005" w:tentative="1">
+      <w:start w:val="1"/>
+      <w:numFmt w:val="bullet"/>
+      <w:lvlText w:val=""/>
+      <w:lvlJc w:val="left"/>
+      <w:pPr>
+        <w:ind w:left="7185" w:hanging="360"/>
+      </w:pPr>
+      <w:rPr>
+        <w:rFonts w:ascii="Wingdings" w:hAnsi="Wingdings" w:hint="default"/>
+      </w:rPr>
+    </w:lvl>
+  </w:abstractNum>
+  <w:abstractNum w:abstractNumId="9" w15:restartNumberingAfterBreak="0">
+    <w:nsid w:val="71A054AC"/>
+    <w:multiLevelType w:val="hybridMultilevel"/>
+    <w:tmpl w:val="26A6F3D4"/>
+    <w:lvl w:ilvl="0" w:tplc="04090001">
+      <w:start w:val="1"/>
+      <w:numFmt w:val="bullet"/>
+      <w:lvlText w:val=""/>
+      <w:lvlJc w:val="left"/>
+      <w:pPr>
+        <w:ind w:left="720" w:hanging="360"/>
+      </w:pPr>
+      <w:rPr>
+        <w:rFonts w:ascii="Symbol" w:hAnsi="Symbol" w:hint="default"/>
+      </w:rPr>
+    </w:lvl>
+    <w:lvl w:ilvl="1" w:tplc="04090003" w:tentative="1">
+      <w:start w:val="1"/>
+      <w:numFmt w:val="bullet"/>
+      <w:lvlText w:val="o"/>
+      <w:lvlJc w:val="left"/>
+      <w:pPr>
+        <w:ind w:left="1440" w:hanging="360"/>
+      </w:pPr>
+      <w:rPr>
+        <w:rFonts w:ascii="Courier New" w:hAnsi="Courier New" w:cs="Courier New" w:hint="default"/>
+      </w:rPr>
+    </w:lvl>
+    <w:lvl w:ilvl="2" w:tplc="04090005" w:tentative="1">
+      <w:start w:val="1"/>
+      <w:numFmt w:val="bullet"/>
+      <w:lvlText w:val=""/>
+      <w:lvlJc w:val="left"/>
+      <w:pPr>
+        <w:ind w:left="2160" w:hanging="360"/>
+      </w:pPr>
+      <w:rPr>
+        <w:rFonts w:ascii="Wingdings" w:hAnsi="Wingdings" w:hint="default"/>
+      </w:rPr>
+    </w:lvl>
+    <w:lvl w:ilvl="3" w:tplc="04090001" w:tentative="1">
+      <w:start w:val="1"/>
+      <w:numFmt w:val="bullet"/>
+      <w:lvlText w:val=""/>
+      <w:lvlJc w:val="left"/>
+      <w:pPr>
+        <w:ind w:left="2880" w:hanging="360"/>
+      </w:pPr>
+      <w:rPr>
+        <w:rFonts w:ascii="Symbol" w:hAnsi="Symbol" w:hint="default"/>
+      </w:rPr>
+    </w:lvl>
+    <w:lvl w:ilvl="4" w:tplc="04090003" w:tentative="1">
+      <w:start w:val="1"/>
+      <w:numFmt w:val="bullet"/>
+      <w:lvlText w:val="o"/>
+      <w:lvlJc w:val="left"/>
+      <w:pPr>
+        <w:ind w:left="3600" w:hanging="360"/>
+      </w:pPr>
+      <w:rPr>
+        <w:rFonts w:ascii="Courier New" w:hAnsi="Courier New" w:cs="Courier New" w:hint="default"/>
+      </w:rPr>
+    </w:lvl>
+    <w:lvl w:ilvl="5" w:tplc="04090005" w:tentative="1">
+      <w:start w:val="1"/>
+      <w:numFmt w:val="bullet"/>
+      <w:lvlText w:val=""/>
+      <w:lvlJc w:val="left"/>
+      <w:pPr>
+        <w:ind w:left="4320" w:hanging="360"/>
+      </w:pPr>
+      <w:rPr>
+        <w:rFonts w:ascii="Wingdings" w:hAnsi="Wingdings" w:hint="default"/>
+      </w:rPr>
+    </w:lvl>
+    <w:lvl w:ilvl="6" w:tplc="04090001" w:tentative="1">
+      <w:start w:val="1"/>
+      <w:numFmt w:val="bullet"/>
+      <w:lvlText w:val=""/>
+      <w:lvlJc w:val="left"/>
+      <w:pPr>
+        <w:ind w:left="5040" w:hanging="360"/>
+      </w:pPr>
+      <w:rPr>
+        <w:rFonts w:ascii="Symbol" w:hAnsi="Symbol" w:hint="default"/>
+      </w:rPr>
+    </w:lvl>
+    <w:lvl w:ilvl="7" w:tplc="04090003" w:tentative="1">
+      <w:start w:val="1"/>
+      <w:numFmt w:val="bullet"/>
+      <w:lvlText w:val="o"/>
+      <w:lvlJc w:val="left"/>
+      <w:pPr>
+        <w:ind w:left="5760" w:hanging="360"/>
+      </w:pPr>
+      <w:rPr>
+        <w:rFonts w:ascii="Courier New" w:hAnsi="Courier New" w:cs="Courier New" w:hint="default"/>
+      </w:rPr>
+    </w:lvl>
+    <w:lvl w:ilvl="8" w:tplc="04090005" w:tentative="1">
+      <w:start w:val="1"/>
+      <w:numFmt w:val="bullet"/>
+      <w:lvlText w:val=""/>
+      <w:lvlJc w:val="left"/>
+      <w:pPr>
+        <w:ind w:left="6480" w:hanging="360"/>
+      </w:pPr>
+      <w:rPr>
+        <w:rFonts w:ascii="Wingdings" w:hAnsi="Wingdings" w:hint="default"/>
+      </w:rPr>
+    </w:lvl>
+  </w:abstractNum>
+  <w:abstractNum w:abstractNumId="10" w15:restartNumberingAfterBreak="0">
+    <w:nsid w:val="7C5F1656"/>
+    <w:multiLevelType w:val="hybridMultilevel"/>
+    <w:tmpl w:val="5EAE8BE2"/>
+    <w:lvl w:ilvl="0" w:tplc="04090001">
+      <w:start w:val="1"/>
+      <w:numFmt w:val="bullet"/>
+      <w:lvlText w:val=""/>
+      <w:lvlJc w:val="left"/>
+      <w:pPr>
+        <w:ind w:left="720" w:hanging="360"/>
+      </w:pPr>
+      <w:rPr>
+        <w:rFonts w:ascii="Symbol" w:hAnsi="Symbol" w:hint="default"/>
+      </w:rPr>
+    </w:lvl>
+    <w:lvl w:ilvl="1" w:tplc="04090003" w:tentative="1">
+      <w:start w:val="1"/>
+      <w:numFmt w:val="bullet"/>
+      <w:lvlText w:val="o"/>
+      <w:lvlJc w:val="left"/>
+      <w:pPr>
+        <w:ind w:left="1440" w:hanging="360"/>
+      </w:pPr>
+      <w:rPr>
+        <w:rFonts w:ascii="Courier New" w:hAnsi="Courier New" w:cs="Courier New" w:hint="default"/>
+      </w:rPr>
+    </w:lvl>
+    <w:lvl w:ilvl="2" w:tplc="04090005" w:tentative="1">
+      <w:start w:val="1"/>
+      <w:numFmt w:val="bullet"/>
+      <w:lvlText w:val=""/>
+      <w:lvlJc w:val="left"/>
+      <w:pPr>
+        <w:ind w:left="2160" w:hanging="360"/>
+      </w:pPr>
+      <w:rPr>
+        <w:rFonts w:ascii="Wingdings" w:hAnsi="Wingdings" w:hint="default"/>
+      </w:rPr>
+    </w:lvl>
+    <w:lvl w:ilvl="3" w:tplc="04090001" w:tentative="1">
+      <w:start w:val="1"/>
+      <w:numFmt w:val="bullet"/>
+      <w:lvlText w:val=""/>
+      <w:lvlJc w:val="left"/>
+      <w:pPr>
+        <w:ind w:left="2880" w:hanging="360"/>
+      </w:pPr>
+      <w:rPr>
+        <w:rFonts w:ascii="Symbol" w:hAnsi="Symbol" w:hint="default"/>
+      </w:rPr>
+    </w:lvl>
+    <w:lvl w:ilvl="4" w:tplc="04090003" w:tentative="1">
+      <w:start w:val="1"/>
+      <w:numFmt w:val="bullet"/>
+      <w:lvlText w:val="o"/>
+      <w:lvlJc w:val="left"/>
+      <w:pPr>
+        <w:ind w:left="3600" w:hanging="360"/>
+      </w:pPr>
+      <w:rPr>
+        <w:rFonts w:ascii="Courier New" w:hAnsi="Courier New" w:cs="Courier New" w:hint="default"/>
+      </w:rPr>
+    </w:lvl>
+    <w:lvl w:ilvl="5" w:tplc="04090005" w:tentative="1">
+      <w:start w:val="1"/>
+      <w:numFmt w:val="bullet"/>
+      <w:lvlText w:val=""/>
+      <w:lvlJc w:val="left"/>
+      <w:pPr>
+        <w:ind w:left="4320" w:hanging="360"/>
+      </w:pPr>
+      <w:rPr>
+        <w:rFonts w:ascii="Wingdings" w:hAnsi="Wingdings" w:hint="default"/>
+      </w:rPr>
+    </w:lvl>
+    <w:lvl w:ilvl="6" w:tplc="04090001" w:tentative="1">
+      <w:start w:val="1"/>
+      <w:numFmt w:val="bullet"/>
+      <w:lvlText w:val=""/>
+      <w:lvlJc w:val="left"/>
+      <w:pPr>
+        <w:ind w:left="5040" w:hanging="360"/>
+      </w:pPr>
+      <w:rPr>
+        <w:rFonts w:ascii="Symbol" w:hAnsi="Symbol" w:hint="default"/>
+      </w:rPr>
+    </w:lvl>
+    <w:lvl w:ilvl="7" w:tplc="04090003" w:tentative="1">
+      <w:start w:val="1"/>
+      <w:numFmt w:val="bullet"/>
+      <w:lvlText w:val="o"/>
+      <w:lvlJc w:val="left"/>
+      <w:pPr>
+        <w:ind w:left="5760" w:hanging="360"/>
+      </w:pPr>
+      <w:rPr>
+        <w:rFonts w:ascii="Courier New" w:hAnsi="Courier New" w:cs="Courier New" w:hint="default"/>
+      </w:rPr>
+    </w:lvl>
+    <w:lvl w:ilvl="8" w:tplc="04090005" w:tentative="1">
+      <w:start w:val="1"/>
+      <w:numFmt w:val="bullet"/>
+      <w:lvlText w:val=""/>
+      <w:lvlJc w:val="left"/>
+      <w:pPr>
+        <w:ind w:left="6480" w:hanging="360"/>
+      </w:pPr>
+      <w:rPr>
+        <w:rFonts w:ascii="Wingdings" w:hAnsi="Wingdings" w:hint="default"/>
+      </w:rPr>
+    </w:lvl>
+  </w:abstractNum>
+  <w:num w:numId="1">
+    <w:abstractNumId w:val="5"/>
+  </w:num>
+  <w:num w:numId="2">
     <w:abstractNumId w:val="3"/>
   </w:num>
-  <w:num w:numId="2" w16cid:durableId="928848970">
+  <w:num w:numId="3">
     <w:abstractNumId w:val="1"/>
   </w:num>
-  <w:num w:numId="3" w16cid:durableId="430589898">
+  <w:num w:numId="4">
+    <w:abstractNumId w:val="6"/>
+  </w:num>
+  <w:num w:numId="5">
+    <w:abstractNumId w:val="4"/>
+  </w:num>
+  <w:num w:numId="6">
+    <w:abstractNumId w:val="7"/>
+  </w:num>
+  <w:num w:numId="7">
+    <w:abstractNumId w:val="10"/>
+  </w:num>
+  <w:num w:numId="8">
+    <w:abstractNumId w:val="2"/>
+  </w:num>
+  <w:num w:numId="9">
     <w:abstractNumId w:val="0"/>
   </w:num>
-  <w:num w:numId="4" w16cid:durableId="2128966033">
-    <w:abstractNumId w:val="4"/>
+  <w:num w:numId="10">
+    <w:abstractNumId w:val="8"/>
   </w:num>
-  <w:num w:numId="5" w16cid:durableId="706761450">
-    <w:abstractNumId w:val="2"/>
-  </w:num>
-  <w:num w:numId="6" w16cid:durableId="258105012">
-    <w:abstractNumId w:val="5"/>
+  <w:num w:numId="11">
+    <w:abstractNumId w:val="9"/>
   </w:num>
 </w:numbering>
 </file>
 
 <file path=word/styles.xml><?xml version="1.0" encoding="utf-8"?>
-<w:styles xmlns:mc="http://schemas.openxmlformats.org/markup-compatibility/2006" xmlns:r="http://schemas.openxmlformats.org/officeDocument/2006/relationships" xmlns:w="http://schemas.openxmlformats.org/wordprocessingml/2006/main" xmlns:w14="http://schemas.microsoft.com/office/word/2010/wordml" xmlns:w15="http://schemas.microsoft.com/office/word/2012/wordml" xmlns:w16cex="http://schemas.microsoft.com/office/word/2018/wordml/cex" xmlns:w16cid="http://schemas.microsoft.com/office/word/2016/wordml/cid" xmlns:w16="http://schemas.microsoft.com/office/word/2018/wordml" xmlns:w16du="http://schemas.microsoft.com/office/word/2023/wordml/word16du" xmlns:w16sdtdh="http://schemas.microsoft.com/office/word/2020/wordml/sdtdatahash" xmlns:w16se="http://schemas.microsoft.com/office/word/2015/wordml/symex" mc:Ignorable="w14 w15 w16se w16cid w16 w16cex w16sdtdh w16du">
+<w:styles xmlns:mc="http://schemas.openxmlformats.org/markup-compatibility/2006" xmlns:r="http://schemas.openxmlformats.org/officeDocument/2006/relationships" xmlns:w="http://schemas.openxmlformats.org/wordprocessingml/2006/main" xmlns:w14="http://schemas.microsoft.com/office/word/2010/wordml" xmlns:w15="http://schemas.microsoft.com/office/word/2012/wordml" xmlns:w16se="http://schemas.microsoft.com/office/word/2015/wordml/symex" mc:Ignorable="w14 w15 w16se">
   <w:docDefaults>
     <w:rPrDefault>
       <w:rPr>
@@ -1530,7 +2179,7 @@
       </w:pPr>
     </w:pPrDefault>
   </w:docDefaults>
-  <w:latentStyles w:defLockedState="0" w:defUIPriority="99" w:defSemiHidden="0" w:defUnhideWhenUsed="0" w:defQFormat="0" w:count="376">
+  <w:latentStyles w:defLockedState="0" w:defUIPriority="99" w:defSemiHidden="0" w:defUnhideWhenUsed="0" w:defQFormat="0" w:count="371">
     <w:lsdException w:name="Normal" w:uiPriority="0" w:qFormat="1"/>
     <w:lsdException w:name="heading 1" w:uiPriority="9" w:qFormat="1"/>
     <w:lsdException w:name="heading 2" w:semiHidden="1" w:uiPriority="9" w:unhideWhenUsed="1" w:qFormat="1"/>
@@ -1902,11 +2551,6 @@
     <w:lsdException w:name="List Table 5 Dark Accent 6" w:uiPriority="50"/>
     <w:lsdException w:name="List Table 6 Colorful Accent 6" w:uiPriority="51"/>
     <w:lsdException w:name="List Table 7 Colorful Accent 6" w:uiPriority="52"/>
-    <w:lsdException w:name="Mention" w:semiHidden="1" w:unhideWhenUsed="1"/>
-    <w:lsdException w:name="Smart Hyperlink" w:semiHidden="1" w:unhideWhenUsed="1"/>
-    <w:lsdException w:name="Hashtag" w:semiHidden="1" w:unhideWhenUsed="1"/>
-    <w:lsdException w:name="Unresolved Mention" w:semiHidden="1" w:unhideWhenUsed="1"/>
-    <w:lsdException w:name="Smart Link" w:semiHidden="1" w:unhideWhenUsed="1"/>
   </w:latentStyles>
   <w:style w:type="paragraph" w:default="1" w:styleId="Normal">
     <w:name w:val="Normal"/>
@@ -1915,6 +2559,7 @@
   <w:style w:type="character" w:default="1" w:styleId="Fuentedeprrafopredeter">
     <w:name w:val="Default Paragraph Font"/>
     <w:uiPriority w:val="1"/>
+    <w:semiHidden/>
     <w:unhideWhenUsed/>
   </w:style>
   <w:style w:type="table" w:default="1" w:styleId="Tablanormal">

--- a/Documentacion.docx
+++ b/Documentacion.docx
@@ -426,6 +426,7 @@
           <w:ilvl w:val="0"/>
           <w:numId w:val="6"/>
         </w:numPr>
+        <w:jc w:val="both"/>
         <w:rPr>
           <w:rFonts w:ascii="Arial" w:hAnsi="Arial" w:cs="Arial"/>
           <w:sz w:val="24"/>
@@ -448,7 +449,23 @@
           <w:sz w:val="24"/>
           <w:szCs w:val="24"/>
         </w:rPr>
-        <w:t xml:space="preserve"> Homero recorre la casa buscando comprobantes, </w:t>
+        <w:t xml:space="preserve"> Homero recorre la casa buscando comprobantes</w:t>
+      </w:r>
+      <w:r>
+        <w:rPr>
+          <w:rFonts w:ascii="Arial" w:hAnsi="Arial" w:cs="Arial"/>
+          <w:sz w:val="24"/>
+          <w:szCs w:val="24"/>
+        </w:rPr>
+        <w:t xml:space="preserve"> de pago de impuestos</w:t>
+      </w:r>
+      <w:r>
+        <w:rPr>
+          <w:rFonts w:ascii="Arial" w:hAnsi="Arial" w:cs="Arial"/>
+          <w:sz w:val="24"/>
+          <w:szCs w:val="24"/>
+        </w:rPr>
+        <w:t xml:space="preserve">, </w:t>
       </w:r>
       <w:r>
         <w:rPr>
@@ -464,7 +481,7 @@
           <w:sz w:val="24"/>
           <w:szCs w:val="24"/>
         </w:rPr>
-        <w:t xml:space="preserve"> </w:t>
+        <w:t xml:space="preserve"> El jugador va tener tres vidas, el juego tendrá obstáculos el cual le hará perder vidas. </w:t>
       </w:r>
     </w:p>
     <w:p>
@@ -476,6 +493,8 @@
           <w:szCs w:val="24"/>
         </w:rPr>
       </w:pPr>
+      <w:bookmarkStart w:id="0" w:name="_GoBack"/>
+      <w:bookmarkEnd w:id="0"/>
     </w:p>
     <w:p>
       <w:pPr>
@@ -589,6 +608,7 @@
           <w:ilvl w:val="0"/>
           <w:numId w:val="7"/>
         </w:numPr>
+        <w:jc w:val="both"/>
         <w:rPr>
           <w:rFonts w:ascii="Arial" w:hAnsi="Arial" w:cs="Arial"/>
           <w:sz w:val="24"/>
@@ -695,7 +715,7 @@
           <w:sz w:val="24"/>
           <w:szCs w:val="24"/>
         </w:rPr>
-        <w:t xml:space="preserve">Homero le quita el billete a la policía y huye, </w:t>
+        <w:t>H</w:t>
       </w:r>
       <w:r>
         <w:rPr>
@@ -704,10 +724,53 @@
           <w:sz w:val="24"/>
           <w:szCs w:val="24"/>
         </w:rPr>
+        <w:t xml:space="preserve">omero le quita el billete a la policía y huye, </w:t>
+      </w:r>
+      <w:r>
+        <w:rPr>
+          <w:rFonts w:ascii="Arial" w:hAnsi="Arial" w:cs="Arial"/>
+          <w:bCs/>
+          <w:sz w:val="24"/>
+          <w:szCs w:val="24"/>
+        </w:rPr>
         <w:t>debe lograr coger un avión y salir del país antes que los policías lo arresten. Debe llegar a cuba y no dejarse quitar el billete del general.</w:t>
       </w:r>
-      <w:bookmarkStart w:id="0" w:name="_GoBack"/>
-      <w:bookmarkEnd w:id="0"/>
+    </w:p>
+    <w:p>
+      <w:pPr>
+        <w:pStyle w:val="Sinespaciado"/>
+        <w:numPr>
+          <w:ilvl w:val="0"/>
+          <w:numId w:val="11"/>
+        </w:numPr>
+        <w:jc w:val="both"/>
+        <w:rPr>
+          <w:rFonts w:ascii="Arial" w:hAnsi="Arial" w:cs="Arial"/>
+          <w:bCs/>
+          <w:sz w:val="24"/>
+          <w:szCs w:val="24"/>
+        </w:rPr>
+      </w:pPr>
+      <w:r>
+        <w:rPr>
+          <w:rFonts w:ascii="Arial" w:hAnsi="Arial" w:cs="Arial"/>
+          <w:b/>
+          <w:bCs/>
+          <w:sz w:val="24"/>
+          <w:szCs w:val="24"/>
+        </w:rPr>
+        <w:lastRenderedPageBreak/>
+        <w:t>Mecánica de juego:</w:t>
+      </w:r>
+      <w:r>
+        <w:rPr>
+          <w:rFonts w:ascii="Arial" w:hAnsi="Arial" w:cs="Arial"/>
+          <w:bCs/>
+          <w:sz w:val="24"/>
+          <w:szCs w:val="24"/>
+        </w:rPr>
+        <w:t xml:space="preserve"> Homero tiene el billete, empieza a huir con el billete, tiene que pasar algunos obstáculos, no debe dejarse atrapar, luego se encuentra al coronel quien le va quitar el billete o va tratar de quitárselo.</w:t>
+      </w:r>
     </w:p>
     <w:p>
       <w:pPr>

--- a/Documentacion.docx
+++ b/Documentacion.docx
@@ -493,8 +493,6 @@
           <w:szCs w:val="24"/>
         </w:rPr>
       </w:pPr>
-      <w:bookmarkStart w:id="0" w:name="_GoBack"/>
-      <w:bookmarkEnd w:id="0"/>
     </w:p>
     <w:p>
       <w:pPr>
@@ -582,16 +580,16 @@
         </w:rPr>
         <w:t xml:space="preserve">eñor Burns de mostrarle la casa, donde logra encontrar el billete del </w:t>
       </w:r>
-      <w:proofErr w:type="spellStart"/>
-      <w:r>
-        <w:rPr>
-          <w:rFonts w:ascii="Arial" w:hAnsi="Arial" w:cs="Arial"/>
-          <w:sz w:val="24"/>
-          <w:szCs w:val="24"/>
-        </w:rPr>
-        <w:t>trillon</w:t>
-      </w:r>
-      <w:proofErr w:type="spellEnd"/>
+      <w:r>
+        <w:rPr>
+          <w:rFonts w:ascii="Arial" w:hAnsi="Arial" w:cs="Arial"/>
+          <w:sz w:val="24"/>
+          <w:szCs w:val="24"/>
+        </w:rPr>
+        <w:t>trillón</w:t>
+      </w:r>
+      <w:bookmarkStart w:id="0" w:name="_GoBack"/>
+      <w:bookmarkEnd w:id="0"/>
       <w:r>
         <w:rPr>
           <w:rFonts w:ascii="Arial" w:hAnsi="Arial" w:cs="Arial"/>
@@ -770,6 +768,15 @@
           <w:szCs w:val="24"/>
         </w:rPr>
         <w:t xml:space="preserve"> Homero tiene el billete, empieza a huir con el billete, tiene que pasar algunos obstáculos, no debe dejarse atrapar, luego se encuentra al coronel quien le va quitar el billete o va tratar de quitárselo.</w:t>
+      </w:r>
+      <w:r>
+        <w:rPr>
+          <w:rFonts w:ascii="Arial" w:hAnsi="Arial" w:cs="Arial"/>
+          <w:bCs/>
+          <w:sz w:val="24"/>
+          <w:szCs w:val="24"/>
+        </w:rPr>
+        <w:t xml:space="preserve"> </w:t>
       </w:r>
     </w:p>
     <w:p>
